--- a/docs/DocumentationTemplate(1).docx
+++ b/docs/DocumentationTemplate(1).docx
@@ -230,94 +230,72 @@
           <w:szCs w:val="28"/>
         </w:rPr>
       </w:pPr>
-      <w:proofErr w:type="spellStart"/>
-      <w:r>
-        <w:rPr>
-          <w:rFonts w:ascii="Georgia" w:eastAsia="Georgia" w:hAnsi="Georgia" w:cs="Georgia"/>
-          <w:sz w:val="28"/>
-          <w:szCs w:val="28"/>
-          <w:lang w:val="bg-BG"/>
-        </w:rPr>
-        <w:t>Киара</w:t>
-      </w:r>
-      <w:proofErr w:type="spellEnd"/>
-      <w:r>
-        <w:rPr>
-          <w:rFonts w:ascii="Georgia" w:eastAsia="Georgia" w:hAnsi="Georgia" w:cs="Georgia"/>
-          <w:sz w:val="28"/>
-          <w:szCs w:val="28"/>
-          <w:lang w:val="bg-BG"/>
-        </w:rPr>
-        <w:t xml:space="preserve"> Лазарова</w:t>
-      </w:r>
-      <w:r>
-        <w:rPr>
-          <w:rFonts w:ascii="Georgia" w:eastAsia="Georgia" w:hAnsi="Georgia" w:cs="Georgia"/>
-          <w:sz w:val="28"/>
-          <w:szCs w:val="28"/>
-        </w:rPr>
-        <w:t xml:space="preserve">, </w:t>
-      </w:r>
-      <w:proofErr w:type="spellStart"/>
-      <w:r>
-        <w:rPr>
-          <w:rFonts w:ascii="Georgia" w:eastAsia="Georgia" w:hAnsi="Georgia" w:cs="Georgia"/>
-          <w:sz w:val="28"/>
-          <w:szCs w:val="28"/>
-        </w:rPr>
-        <w:t>Scrum</w:t>
-      </w:r>
-      <w:proofErr w:type="spellEnd"/>
-      <w:r>
-        <w:rPr>
-          <w:rFonts w:ascii="Georgia" w:eastAsia="Georgia" w:hAnsi="Georgia" w:cs="Georgia"/>
-          <w:sz w:val="28"/>
-          <w:szCs w:val="28"/>
+      <w:r>
+        <w:rPr>
+          <w:rFonts w:ascii="Georgia" w:eastAsia="Georgia" w:hAnsi="Georgia" w:cs="Georgia"/>
+          <w:sz w:val="28"/>
+          <w:szCs w:val="28"/>
+          <w:lang w:val="bg-BG"/>
+        </w:rPr>
+        <w:t>Киара Лазарова</w:t>
+      </w:r>
+      <w:r>
+        <w:rPr>
+          <w:rFonts w:ascii="Georgia" w:eastAsia="Georgia" w:hAnsi="Georgia" w:cs="Georgia"/>
+          <w:sz w:val="28"/>
+          <w:szCs w:val="28"/>
+        </w:rPr>
+        <w:t>, Scrum master</w:t>
+      </w:r>
+    </w:p>
+    <w:p>
+      <w:pPr>
+        <w:rPr>
+          <w:rFonts w:ascii="Georgia" w:eastAsia="Georgia" w:hAnsi="Georgia" w:cs="Georgia"/>
+          <w:sz w:val="28"/>
+          <w:szCs w:val="28"/>
+        </w:rPr>
+      </w:pPr>
+      <w:r>
+        <w:rPr>
+          <w:rFonts w:ascii="Georgia" w:eastAsia="Georgia" w:hAnsi="Georgia" w:cs="Georgia"/>
+          <w:sz w:val="28"/>
+          <w:szCs w:val="28"/>
+          <w:lang w:val="bg-BG"/>
+        </w:rPr>
+        <w:t>Станимир Колев</w:t>
+      </w:r>
+      <w:r>
+        <w:rPr>
+          <w:rFonts w:ascii="Georgia" w:eastAsia="Georgia" w:hAnsi="Georgia" w:cs="Georgia"/>
+          <w:sz w:val="28"/>
+          <w:szCs w:val="28"/>
+        </w:rPr>
+        <w:t>,</w:t>
+      </w:r>
+      <w:r>
+        <w:rPr>
+          <w:rFonts w:ascii="Georgia" w:eastAsia="Georgia" w:hAnsi="Georgia" w:cs="Georgia"/>
+          <w:sz w:val="28"/>
+          <w:szCs w:val="28"/>
+          <w:lang w:val="bg-BG"/>
         </w:rPr>
         <w:t xml:space="preserve"> </w:t>
       </w:r>
-      <w:proofErr w:type="spellStart"/>
-      <w:r>
-        <w:rPr>
-          <w:rFonts w:ascii="Georgia" w:eastAsia="Georgia" w:hAnsi="Georgia" w:cs="Georgia"/>
-          <w:sz w:val="28"/>
-          <w:szCs w:val="28"/>
-        </w:rPr>
-        <w:t>master</w:t>
-      </w:r>
-      <w:proofErr w:type="spellEnd"/>
-    </w:p>
-    <w:p>
-      <w:pPr>
-        <w:rPr>
-          <w:rFonts w:ascii="Georgia" w:eastAsia="Georgia" w:hAnsi="Georgia" w:cs="Georgia"/>
-          <w:sz w:val="28"/>
-          <w:szCs w:val="28"/>
-        </w:rPr>
-      </w:pPr>
-      <w:r>
-        <w:rPr>
-          <w:rFonts w:ascii="Georgia" w:eastAsia="Georgia" w:hAnsi="Georgia" w:cs="Georgia"/>
-          <w:sz w:val="28"/>
-          <w:szCs w:val="28"/>
-          <w:lang w:val="bg-BG"/>
-        </w:rPr>
-        <w:t>Станимир Колев</w:t>
-      </w:r>
-      <w:r>
-        <w:rPr>
-          <w:rFonts w:ascii="Georgia" w:eastAsia="Georgia" w:hAnsi="Georgia" w:cs="Georgia"/>
-          <w:sz w:val="28"/>
-          <w:szCs w:val="28"/>
-        </w:rPr>
-        <w:t>,</w:t>
-      </w:r>
-      <w:r>
-        <w:rPr>
-          <w:rFonts w:ascii="Georgia" w:eastAsia="Georgia" w:hAnsi="Georgia" w:cs="Georgia"/>
-          <w:sz w:val="28"/>
-          <w:szCs w:val="28"/>
-          <w:lang w:val="bg-BG"/>
+      <w:r>
+        <w:rPr>
+          <w:rFonts w:ascii="Georgia" w:eastAsia="Georgia" w:hAnsi="Georgia" w:cs="Georgia"/>
+          <w:sz w:val="28"/>
+          <w:szCs w:val="28"/>
+          <w:lang w:val="en-US"/>
+        </w:rPr>
+        <w:t>Software</w:t>
+      </w:r>
+      <w:r>
+        <w:rPr>
+          <w:rFonts w:ascii="Georgia" w:eastAsia="Georgia" w:hAnsi="Georgia" w:cs="Georgia"/>
+          <w:sz w:val="28"/>
+          <w:szCs w:val="28"/>
         </w:rPr>
         <w:t xml:space="preserve"> </w:t>
       </w:r>
@@ -328,6 +306,33 @@
           <w:szCs w:val="28"/>
           <w:lang w:val="en-US"/>
         </w:rPr>
+        <w:t>engineer</w:t>
+      </w:r>
+    </w:p>
+    <w:p>
+      <w:pPr>
+        <w:rPr>
+          <w:rFonts w:ascii="Georgia" w:eastAsia="Georgia" w:hAnsi="Georgia" w:cs="Georgia"/>
+          <w:sz w:val="28"/>
+          <w:szCs w:val="28"/>
+        </w:rPr>
+      </w:pPr>
+      <w:r>
+        <w:rPr>
+          <w:rFonts w:ascii="Georgia" w:eastAsia="Georgia" w:hAnsi="Georgia" w:cs="Georgia"/>
+          <w:sz w:val="28"/>
+          <w:szCs w:val="28"/>
+          <w:lang w:val="bg-BG"/>
+        </w:rPr>
+        <w:t xml:space="preserve">Цветан Вълчинов, </w:t>
+      </w:r>
+      <w:r>
+        <w:rPr>
+          <w:rFonts w:ascii="Georgia" w:eastAsia="Georgia" w:hAnsi="Georgia" w:cs="Georgia"/>
+          <w:sz w:val="28"/>
+          <w:szCs w:val="28"/>
+          <w:lang w:val="en-US"/>
+        </w:rPr>
         <w:t>Software</w:t>
       </w:r>
       <w:r>
@@ -345,25 +350,25 @@
           <w:szCs w:val="28"/>
           <w:lang w:val="en-US"/>
         </w:rPr>
-        <w:t>engineer</w:t>
-      </w:r>
-    </w:p>
-    <w:p>
-      <w:pPr>
-        <w:rPr>
-          <w:rFonts w:ascii="Georgia" w:eastAsia="Georgia" w:hAnsi="Georgia" w:cs="Georgia"/>
-          <w:sz w:val="28"/>
-          <w:szCs w:val="28"/>
-        </w:rPr>
-      </w:pPr>
-      <w:r>
-        <w:rPr>
-          <w:rFonts w:ascii="Georgia" w:eastAsia="Georgia" w:hAnsi="Georgia" w:cs="Georgia"/>
-          <w:sz w:val="28"/>
-          <w:szCs w:val="28"/>
-          <w:lang w:val="bg-BG"/>
-        </w:rPr>
-        <w:t xml:space="preserve">Цветан Вълчинов, </w:t>
+        <w:t>designer</w:t>
+      </w:r>
+    </w:p>
+    <w:p>
+      <w:pPr>
+        <w:rPr>
+          <w:rFonts w:ascii="Georgia" w:eastAsia="Georgia" w:hAnsi="Georgia" w:cs="Georgia"/>
+          <w:sz w:val="28"/>
+          <w:szCs w:val="28"/>
+        </w:rPr>
+      </w:pPr>
+      <w:r>
+        <w:rPr>
+          <w:rFonts w:ascii="Georgia" w:eastAsia="Georgia" w:hAnsi="Georgia" w:cs="Georgia"/>
+          <w:sz w:val="28"/>
+          <w:szCs w:val="28"/>
+          <w:lang w:val="bg-BG"/>
+        </w:rPr>
+        <w:t xml:space="preserve">Мартин Малинов, </w:t>
       </w:r>
       <w:r>
         <w:rPr>
@@ -372,15 +377,15 @@
           <w:szCs w:val="28"/>
           <w:lang w:val="en-US"/>
         </w:rPr>
-        <w:t>Software</w:t>
-      </w:r>
-      <w:r>
-        <w:rPr>
-          <w:rFonts w:ascii="Georgia" w:eastAsia="Georgia" w:hAnsi="Georgia" w:cs="Georgia"/>
-          <w:sz w:val="28"/>
-          <w:szCs w:val="28"/>
-        </w:rPr>
-        <w:t xml:space="preserve"> </w:t>
+        <w:t>Q</w:t>
+      </w:r>
+      <w:r>
+        <w:rPr>
+          <w:rFonts w:ascii="Georgia" w:eastAsia="Georgia" w:hAnsi="Georgia" w:cs="Georgia"/>
+          <w:sz w:val="28"/>
+          <w:szCs w:val="28"/>
+        </w:rPr>
+        <w:t>&amp;</w:t>
       </w:r>
       <w:r>
         <w:rPr>
@@ -389,50 +394,6 @@
           <w:szCs w:val="28"/>
           <w:lang w:val="en-US"/>
         </w:rPr>
-        <w:t>designer</w:t>
-      </w:r>
-    </w:p>
-    <w:p>
-      <w:pPr>
-        <w:rPr>
-          <w:rFonts w:ascii="Georgia" w:eastAsia="Georgia" w:hAnsi="Georgia" w:cs="Georgia"/>
-          <w:sz w:val="28"/>
-          <w:szCs w:val="28"/>
-        </w:rPr>
-      </w:pPr>
-      <w:r>
-        <w:rPr>
-          <w:rFonts w:ascii="Georgia" w:eastAsia="Georgia" w:hAnsi="Georgia" w:cs="Georgia"/>
-          <w:sz w:val="28"/>
-          <w:szCs w:val="28"/>
-          <w:lang w:val="bg-BG"/>
-        </w:rPr>
-        <w:t xml:space="preserve">Мартин Малинов, </w:t>
-      </w:r>
-      <w:r>
-        <w:rPr>
-          <w:rFonts w:ascii="Georgia" w:eastAsia="Georgia" w:hAnsi="Georgia" w:cs="Georgia"/>
-          <w:sz w:val="28"/>
-          <w:szCs w:val="28"/>
-          <w:lang w:val="en-US"/>
-        </w:rPr>
-        <w:t>Q</w:t>
-      </w:r>
-      <w:r>
-        <w:rPr>
-          <w:rFonts w:ascii="Georgia" w:eastAsia="Georgia" w:hAnsi="Georgia" w:cs="Georgia"/>
-          <w:sz w:val="28"/>
-          <w:szCs w:val="28"/>
-        </w:rPr>
-        <w:t>&amp;</w:t>
-      </w:r>
-      <w:r>
-        <w:rPr>
-          <w:rFonts w:ascii="Georgia" w:eastAsia="Georgia" w:hAnsi="Georgia" w:cs="Georgia"/>
-          <w:sz w:val="28"/>
-          <w:szCs w:val="28"/>
-          <w:lang w:val="en-US"/>
-        </w:rPr>
         <w:t>A</w:t>
       </w:r>
     </w:p>
@@ -689,60 +650,24 @@
           <w:sz w:val="28"/>
           <w:szCs w:val="28"/>
         </w:rPr>
-        <w:t>2.3. Слой “</w:t>
-      </w:r>
-      <w:proofErr w:type="spellStart"/>
-      <w:r>
-        <w:rPr>
-          <w:rFonts w:ascii="Georgia" w:eastAsia="Georgia" w:hAnsi="Georgia" w:cs="Georgia"/>
-          <w:sz w:val="28"/>
-          <w:szCs w:val="28"/>
-        </w:rPr>
-        <w:t>Business</w:t>
-      </w:r>
-      <w:proofErr w:type="spellEnd"/>
-      <w:r>
-        <w:rPr>
-          <w:rFonts w:ascii="Georgia" w:eastAsia="Georgia" w:hAnsi="Georgia" w:cs="Georgia"/>
-          <w:sz w:val="28"/>
-          <w:szCs w:val="28"/>
-        </w:rPr>
-        <w:t xml:space="preserve"> Layer”........................................................................Х</w:t>
-      </w:r>
-    </w:p>
-    <w:p>
-      <w:pPr>
-        <w:rPr>
-          <w:rFonts w:ascii="Georgia" w:eastAsia="Georgia" w:hAnsi="Georgia" w:cs="Georgia"/>
-          <w:sz w:val="28"/>
-          <w:szCs w:val="28"/>
-        </w:rPr>
-      </w:pPr>
-      <w:r>
-        <w:rPr>
-          <w:rFonts w:ascii="Georgia" w:eastAsia="Georgia" w:hAnsi="Georgia" w:cs="Georgia"/>
-          <w:sz w:val="28"/>
-          <w:szCs w:val="28"/>
-        </w:rPr>
-        <w:t>2.4. Слой “</w:t>
-      </w:r>
-      <w:proofErr w:type="spellStart"/>
-      <w:r>
-        <w:rPr>
-          <w:rFonts w:ascii="Georgia" w:eastAsia="Georgia" w:hAnsi="Georgia" w:cs="Georgia"/>
-          <w:sz w:val="28"/>
-          <w:szCs w:val="28"/>
-        </w:rPr>
-        <w:t>Presentation</w:t>
-      </w:r>
-      <w:proofErr w:type="spellEnd"/>
-      <w:r>
-        <w:rPr>
-          <w:rFonts w:ascii="Georgia" w:eastAsia="Georgia" w:hAnsi="Georgia" w:cs="Georgia"/>
-          <w:sz w:val="28"/>
-          <w:szCs w:val="28"/>
-        </w:rPr>
-        <w:t xml:space="preserve"> Layer”..................................................................Х</w:t>
+        <w:t>2.3. Слой “Business Layer”........................................................................Х</w:t>
+      </w:r>
+    </w:p>
+    <w:p>
+      <w:pPr>
+        <w:rPr>
+          <w:rFonts w:ascii="Georgia" w:eastAsia="Georgia" w:hAnsi="Georgia" w:cs="Georgia"/>
+          <w:sz w:val="28"/>
+          <w:szCs w:val="28"/>
+        </w:rPr>
+      </w:pPr>
+      <w:r>
+        <w:rPr>
+          <w:rFonts w:ascii="Georgia" w:eastAsia="Georgia" w:hAnsi="Georgia" w:cs="Georgia"/>
+          <w:sz w:val="28"/>
+          <w:szCs w:val="28"/>
+        </w:rPr>
+        <w:t>2.4. Слой “Presentation Layer”..................................................................Х</w:t>
       </w:r>
     </w:p>
     <w:p>
@@ -793,60 +718,24 @@
           <w:sz w:val="28"/>
           <w:szCs w:val="28"/>
         </w:rPr>
-        <w:t>3.2. Слой “</w:t>
-      </w:r>
-      <w:proofErr w:type="spellStart"/>
-      <w:r>
-        <w:rPr>
-          <w:rFonts w:ascii="Georgia" w:eastAsia="Georgia" w:hAnsi="Georgia" w:cs="Georgia"/>
-          <w:sz w:val="28"/>
-          <w:szCs w:val="28"/>
-        </w:rPr>
-        <w:t>Business</w:t>
-      </w:r>
-      <w:proofErr w:type="spellEnd"/>
-      <w:r>
-        <w:rPr>
-          <w:rFonts w:ascii="Georgia" w:eastAsia="Georgia" w:hAnsi="Georgia" w:cs="Georgia"/>
-          <w:sz w:val="28"/>
-          <w:szCs w:val="28"/>
-        </w:rPr>
-        <w:t xml:space="preserve"> Layer”........................................................................Х</w:t>
-      </w:r>
-    </w:p>
-    <w:p>
-      <w:pPr>
-        <w:rPr>
-          <w:rFonts w:ascii="Georgia" w:eastAsia="Georgia" w:hAnsi="Georgia" w:cs="Georgia"/>
-          <w:sz w:val="28"/>
-          <w:szCs w:val="28"/>
-        </w:rPr>
-      </w:pPr>
-      <w:r>
-        <w:rPr>
-          <w:rFonts w:ascii="Georgia" w:eastAsia="Georgia" w:hAnsi="Georgia" w:cs="Georgia"/>
-          <w:sz w:val="28"/>
-          <w:szCs w:val="28"/>
-        </w:rPr>
-        <w:t>3.3. Слой “</w:t>
-      </w:r>
-      <w:proofErr w:type="spellStart"/>
-      <w:r>
-        <w:rPr>
-          <w:rFonts w:ascii="Georgia" w:eastAsia="Georgia" w:hAnsi="Georgia" w:cs="Georgia"/>
-          <w:sz w:val="28"/>
-          <w:szCs w:val="28"/>
-        </w:rPr>
-        <w:t>Presentation</w:t>
-      </w:r>
-      <w:proofErr w:type="spellEnd"/>
-      <w:r>
-        <w:rPr>
-          <w:rFonts w:ascii="Georgia" w:eastAsia="Georgia" w:hAnsi="Georgia" w:cs="Georgia"/>
-          <w:sz w:val="28"/>
-          <w:szCs w:val="28"/>
-        </w:rPr>
-        <w:t xml:space="preserve"> Layer”..................................................................Х</w:t>
+        <w:t>3.2. Слой “Business Layer”........................................................................Х</w:t>
+      </w:r>
+    </w:p>
+    <w:p>
+      <w:pPr>
+        <w:rPr>
+          <w:rFonts w:ascii="Georgia" w:eastAsia="Georgia" w:hAnsi="Georgia" w:cs="Georgia"/>
+          <w:sz w:val="28"/>
+          <w:szCs w:val="28"/>
+        </w:rPr>
+      </w:pPr>
+      <w:r>
+        <w:rPr>
+          <w:rFonts w:ascii="Georgia" w:eastAsia="Georgia" w:hAnsi="Georgia" w:cs="Georgia"/>
+          <w:sz w:val="28"/>
+          <w:szCs w:val="28"/>
+        </w:rPr>
+        <w:t>3.3. Слой “Presentation Layer”..................................................................Х</w:t>
       </w:r>
     </w:p>
     <w:p>
@@ -2589,31 +2478,13 @@
                                 <w:spacing w:line="240" w:lineRule="auto"/>
                                 <w:textDirection w:val="btLr"/>
                               </w:pPr>
-                              <w:proofErr w:type="spellStart"/>
                               <w:r>
                                 <w:rPr>
                                   <w:color w:val="000000"/>
                                   <w:sz w:val="28"/>
                                 </w:rPr>
-                                <w:t>Business</w:t>
+                                <w:t>Business Layer</w:t>
                               </w:r>
-                              <w:proofErr w:type="spellEnd"/>
-                              <w:r>
-                                <w:rPr>
-                                  <w:color w:val="000000"/>
-                                  <w:sz w:val="28"/>
-                                </w:rPr>
-                                <w:t xml:space="preserve"> </w:t>
-                              </w:r>
-                              <w:proofErr w:type="spellStart"/>
-                              <w:r>
-                                <w:rPr>
-                                  <w:color w:val="000000"/>
-                                  <w:sz w:val="28"/>
-                                </w:rPr>
-                                <w:t>Layer</w:t>
-                              </w:r>
-                              <w:proofErr w:type="spellEnd"/>
                             </w:p>
                           </w:txbxContent>
                         </wps:txbx>
@@ -2682,7 +2553,6 @@
                                 <w:spacing w:line="240" w:lineRule="auto"/>
                                 <w:textDirection w:val="btLr"/>
                               </w:pPr>
-                              <w:proofErr w:type="spellStart"/>
                               <w:r>
                                 <w:rPr>
                                   <w:color w:val="000000"/>
@@ -2690,7 +2560,6 @@
                                 </w:rPr>
                                 <w:t>PresentationLayer</w:t>
                               </w:r>
-                              <w:proofErr w:type="spellEnd"/>
                             </w:p>
                           </w:txbxContent>
                         </wps:txbx>
@@ -2844,21 +2713,12 @@
                                 <w:spacing w:line="240" w:lineRule="auto"/>
                                 <w:textDirection w:val="btLr"/>
                               </w:pPr>
-                              <w:proofErr w:type="spellStart"/>
                               <w:r>
                                 <w:rPr>
                                   <w:color w:val="000000"/>
                                   <w:sz w:val="28"/>
                                 </w:rPr>
-                                <w:t>External</w:t>
-                              </w:r>
-                              <w:proofErr w:type="spellEnd"/>
-                              <w:r>
-                                <w:rPr>
-                                  <w:color w:val="000000"/>
-                                  <w:sz w:val="28"/>
-                                </w:rPr>
-                                <w:t xml:space="preserve"> Data</w:t>
+                                <w:t>External Data</w:t>
                               </w:r>
                             </w:p>
                           </w:txbxContent>
@@ -3003,7 +2863,6 @@
                                 <w:spacing w:line="240" w:lineRule="auto"/>
                                 <w:textDirection w:val="btLr"/>
                               </w:pPr>
-                              <w:proofErr w:type="spellStart"/>
                               <w:r>
                                 <w:rPr>
                                   <w:color w:val="000000"/>
@@ -3011,7 +2870,6 @@
                                 </w:rPr>
                                 <w:t>Warehouse</w:t>
                               </w:r>
-                              <w:proofErr w:type="spellEnd"/>
                             </w:p>
                           </w:txbxContent>
                         </wps:txbx>
@@ -3139,31 +2997,13 @@
                           <w:spacing w:line="240" w:lineRule="auto"/>
                           <w:textDirection w:val="btLr"/>
                         </w:pPr>
-                        <w:proofErr w:type="spellStart"/>
                         <w:r>
                           <w:rPr>
                             <w:color w:val="000000"/>
                             <w:sz w:val="28"/>
                           </w:rPr>
-                          <w:t>Business</w:t>
+                          <w:t>Business Layer</w:t>
                         </w:r>
-                        <w:proofErr w:type="spellEnd"/>
-                        <w:r>
-                          <w:rPr>
-                            <w:color w:val="000000"/>
-                            <w:sz w:val="28"/>
-                          </w:rPr>
-                          <w:t xml:space="preserve"> </w:t>
-                        </w:r>
-                        <w:proofErr w:type="spellStart"/>
-                        <w:r>
-                          <w:rPr>
-                            <w:color w:val="000000"/>
-                            <w:sz w:val="28"/>
-                          </w:rPr>
-                          <w:t>Layer</w:t>
-                        </w:r>
-                        <w:proofErr w:type="spellEnd"/>
                       </w:p>
                     </w:txbxContent>
                   </v:textbox>
@@ -3189,7 +3029,6 @@
                           <w:spacing w:line="240" w:lineRule="auto"/>
                           <w:textDirection w:val="btLr"/>
                         </w:pPr>
-                        <w:proofErr w:type="spellStart"/>
                         <w:r>
                           <w:rPr>
                             <w:color w:val="000000"/>
@@ -3197,7 +3036,6 @@
                           </w:rPr>
                           <w:t>PresentationLayer</w:t>
                         </w:r>
-                        <w:proofErr w:type="spellEnd"/>
                       </w:p>
                     </w:txbxContent>
                   </v:textbox>
@@ -3261,21 +3099,12 @@
                           <w:spacing w:line="240" w:lineRule="auto"/>
                           <w:textDirection w:val="btLr"/>
                         </w:pPr>
-                        <w:proofErr w:type="spellStart"/>
                         <w:r>
                           <w:rPr>
                             <w:color w:val="000000"/>
                             <w:sz w:val="28"/>
                           </w:rPr>
-                          <w:t>External</w:t>
-                        </w:r>
-                        <w:proofErr w:type="spellEnd"/>
-                        <w:r>
-                          <w:rPr>
-                            <w:color w:val="000000"/>
-                            <w:sz w:val="28"/>
-                          </w:rPr>
-                          <w:t xml:space="preserve"> Data</w:t>
+                          <w:t>External Data</w:t>
                         </w:r>
                       </w:p>
                     </w:txbxContent>
@@ -3336,7 +3165,6 @@
                           <w:spacing w:line="240" w:lineRule="auto"/>
                           <w:textDirection w:val="btLr"/>
                         </w:pPr>
-                        <w:proofErr w:type="spellStart"/>
                         <w:r>
                           <w:rPr>
                             <w:color w:val="000000"/>
@@ -3344,7 +3172,6 @@
                           </w:rPr>
                           <w:t>Warehouse</w:t>
                         </w:r>
-                        <w:proofErr w:type="spellEnd"/>
                       </w:p>
                     </w:txbxContent>
                   </v:textbox>
@@ -3564,25 +3391,7 @@
           <w:sz w:val="28"/>
           <w:szCs w:val="28"/>
         </w:rPr>
-        <w:t>2.2. Слой “</w:t>
-      </w:r>
-      <w:proofErr w:type="spellStart"/>
-      <w:r>
-        <w:rPr>
-          <w:rFonts w:ascii="Georgia" w:eastAsia="Georgia" w:hAnsi="Georgia" w:cs="Georgia"/>
-          <w:sz w:val="28"/>
-          <w:szCs w:val="28"/>
-        </w:rPr>
-        <w:t>DataBase</w:t>
-      </w:r>
-      <w:proofErr w:type="spellEnd"/>
-      <w:r>
-        <w:rPr>
-          <w:rFonts w:ascii="Georgia" w:eastAsia="Georgia" w:hAnsi="Georgia" w:cs="Georgia"/>
-          <w:sz w:val="28"/>
-          <w:szCs w:val="28"/>
-        </w:rPr>
-        <w:t>”</w:t>
+        <w:t>2.2. Слой “DataBase”</w:t>
       </w:r>
     </w:p>
     <w:p>
@@ -3675,43 +3484,7 @@
           <w:sz w:val="28"/>
           <w:szCs w:val="28"/>
         </w:rPr>
-        <w:t>2.3. Слой “</w:t>
-      </w:r>
-      <w:proofErr w:type="spellStart"/>
-      <w:r>
-        <w:rPr>
-          <w:rFonts w:ascii="Georgia" w:eastAsia="Georgia" w:hAnsi="Georgia" w:cs="Georgia"/>
-          <w:sz w:val="28"/>
-          <w:szCs w:val="28"/>
-        </w:rPr>
-        <w:t>Business</w:t>
-      </w:r>
-      <w:proofErr w:type="spellEnd"/>
-      <w:r>
-        <w:rPr>
-          <w:rFonts w:ascii="Georgia" w:eastAsia="Georgia" w:hAnsi="Georgia" w:cs="Georgia"/>
-          <w:sz w:val="28"/>
-          <w:szCs w:val="28"/>
-        </w:rPr>
-        <w:t xml:space="preserve"> </w:t>
-      </w:r>
-      <w:proofErr w:type="spellStart"/>
-      <w:r>
-        <w:rPr>
-          <w:rFonts w:ascii="Georgia" w:eastAsia="Georgia" w:hAnsi="Georgia" w:cs="Georgia"/>
-          <w:sz w:val="28"/>
-          <w:szCs w:val="28"/>
-        </w:rPr>
-        <w:t>Layer</w:t>
-      </w:r>
-      <w:proofErr w:type="spellEnd"/>
-      <w:r>
-        <w:rPr>
-          <w:rFonts w:ascii="Georgia" w:eastAsia="Georgia" w:hAnsi="Georgia" w:cs="Georgia"/>
-          <w:sz w:val="28"/>
-          <w:szCs w:val="28"/>
-        </w:rPr>
-        <w:t>”</w:t>
+        <w:t>2.3. Слой “Business Layer”</w:t>
       </w:r>
     </w:p>
     <w:p>
@@ -3871,34 +3644,7 @@
           <w:szCs w:val="28"/>
           <w:lang w:val="bg-BG"/>
         </w:rPr>
-        <w:t>описва каква ще бъде</w:t>
-      </w:r>
-      <w:r>
-        <w:rPr>
-          <w:rFonts w:ascii="Georgia" w:eastAsia="Georgia" w:hAnsi="Georgia" w:cs="Georgia"/>
-          <w:sz w:val="28"/>
-          <w:szCs w:val="28"/>
-          <w:lang w:val="bg-BG"/>
-        </w:rPr>
-        <w:t xml:space="preserve"> ролята и</w:t>
-      </w:r>
-      <w:r>
-        <w:rPr>
-          <w:rFonts w:ascii="Georgia" w:eastAsia="Georgia" w:hAnsi="Georgia" w:cs="Georgia"/>
-          <w:sz w:val="28"/>
-          <w:szCs w:val="28"/>
-          <w:lang w:val="bg-BG"/>
-        </w:rPr>
-        <w:t xml:space="preserve"> ще съхранява</w:t>
-      </w:r>
-      <w:r>
-        <w:rPr>
-          <w:rFonts w:ascii="Georgia" w:eastAsia="Georgia" w:hAnsi="Georgia" w:cs="Georgia"/>
-          <w:sz w:val="28"/>
-          <w:szCs w:val="28"/>
-          <w:lang w:val="bg-BG"/>
-        </w:rPr>
-        <w:t xml:space="preserve"> потребителите с такава роля.</w:t>
+        <w:t>описва каква ще бъде ролята и ще съхранява потребителите с такава роля.</w:t>
       </w:r>
     </w:p>
     <w:p>
@@ -4002,25 +3748,7 @@
           <w:szCs w:val="28"/>
           <w:lang w:val="bg-BG"/>
         </w:rPr>
-        <w:t xml:space="preserve"> - </w:t>
-      </w:r>
-      <w:r>
-        <w:rPr>
-          <w:rFonts w:ascii="Georgia" w:eastAsia="Georgia" w:hAnsi="Georgia" w:cs="Georgia"/>
-          <w:sz w:val="28"/>
-          <w:szCs w:val="28"/>
-          <w:lang w:val="bg-BG"/>
-        </w:rPr>
-        <w:t xml:space="preserve">описва каква ще бъде </w:t>
-      </w:r>
-      <w:r>
-        <w:rPr>
-          <w:rFonts w:ascii="Georgia" w:eastAsia="Georgia" w:hAnsi="Georgia" w:cs="Georgia"/>
-          <w:sz w:val="28"/>
-          <w:szCs w:val="28"/>
-          <w:lang w:val="bg-BG"/>
-        </w:rPr>
-        <w:t>отпуската</w:t>
+        <w:t xml:space="preserve"> - описва каква ще бъде отпуската</w:t>
       </w:r>
     </w:p>
     <w:p>
@@ -4062,16 +3790,7 @@
           <w:szCs w:val="28"/>
           <w:lang w:val="bg-BG"/>
         </w:rPr>
-        <w:t>описва екипа чрез</w:t>
-      </w:r>
-      <w:r>
-        <w:rPr>
-          <w:rFonts w:ascii="Georgia" w:eastAsia="Georgia" w:hAnsi="Georgia" w:cs="Georgia"/>
-          <w:sz w:val="28"/>
-          <w:szCs w:val="28"/>
-          <w:lang w:val="bg-BG"/>
-        </w:rPr>
-        <w:t xml:space="preserve"> информация за името, лидера на екипа, проекта, по който работи и разработчиците в екипа.</w:t>
+        <w:t>описва екипа чрез информация за името, лидера на екипа, проекта, по който работи и разработчиците в екипа.</w:t>
       </w:r>
     </w:p>
     <w:p>
@@ -4198,7 +3917,67 @@
           <w:sz w:val="28"/>
           <w:szCs w:val="28"/>
         </w:rPr>
-        <w:t>Системата работи с потребители и всеки потребител има потребителско име и парола за достъп</w:t>
+        <w:t>Системата</w:t>
+      </w:r>
+      <w:r>
+        <w:rPr>
+          <w:rFonts w:ascii="Georgia" w:eastAsia="Georgia" w:hAnsi="Georgia" w:cs="Georgia"/>
+          <w:sz w:val="28"/>
+          <w:szCs w:val="28"/>
+          <w:lang w:val="bg-BG"/>
+        </w:rPr>
+        <w:t xml:space="preserve"> ще</w:t>
+      </w:r>
+      <w:r>
+        <w:rPr>
+          <w:rFonts w:ascii="Georgia" w:eastAsia="Georgia" w:hAnsi="Georgia" w:cs="Georgia"/>
+          <w:sz w:val="28"/>
+          <w:szCs w:val="28"/>
+        </w:rPr>
+        <w:t xml:space="preserve"> работи с потребители и всеки потребител</w:t>
+      </w:r>
+      <w:r>
+        <w:rPr>
+          <w:rFonts w:ascii="Georgia" w:eastAsia="Georgia" w:hAnsi="Georgia" w:cs="Georgia"/>
+          <w:sz w:val="28"/>
+          <w:szCs w:val="28"/>
+          <w:lang w:val="bg-BG"/>
+        </w:rPr>
+        <w:t xml:space="preserve"> </w:t>
+      </w:r>
+      <w:r>
+        <w:rPr>
+          <w:rFonts w:ascii="Georgia" w:eastAsia="Georgia" w:hAnsi="Georgia" w:cs="Georgia"/>
+          <w:sz w:val="28"/>
+          <w:szCs w:val="28"/>
+          <w:lang w:val="bg-BG"/>
+        </w:rPr>
+        <w:t>ще</w:t>
+      </w:r>
+      <w:r>
+        <w:rPr>
+          <w:rFonts w:ascii="Georgia" w:eastAsia="Georgia" w:hAnsi="Georgia" w:cs="Georgia"/>
+          <w:sz w:val="28"/>
+          <w:szCs w:val="28"/>
+        </w:rPr>
+        <w:t xml:space="preserve"> има потребителско име и парола за достъп</w:t>
+      </w:r>
+      <w:r>
+        <w:rPr>
+          <w:rFonts w:ascii="Georgia" w:eastAsia="Georgia" w:hAnsi="Georgia" w:cs="Georgia"/>
+          <w:sz w:val="28"/>
+          <w:szCs w:val="28"/>
+          <w:lang w:val="bg-BG"/>
+        </w:rPr>
+        <w:t xml:space="preserve"> </w:t>
+      </w:r>
+      <w:r>
+        <w:rPr>
+          <w:rFonts w:ascii="Georgia" w:eastAsia="Georgia" w:hAnsi="Georgia" w:cs="Georgia"/>
+          <w:sz w:val="28"/>
+          <w:szCs w:val="28"/>
+        </w:rPr>
+        <w:t>до функционалността на системата.</w:t>
       </w:r>
     </w:p>
     <w:p>
@@ -4209,18 +3988,30 @@
           <w:numId w:val="9"/>
         </w:numPr>
         <w:rPr>
-          <w:rFonts w:ascii="Georgia" w:eastAsia="Georgia" w:hAnsi="Georgia" w:cs="Georgia"/>
-          <w:sz w:val="28"/>
-          <w:szCs w:val="28"/>
-        </w:rPr>
-      </w:pPr>
-      <w:r>
-        <w:rPr>
-          <w:rFonts w:ascii="Georgia" w:eastAsia="Georgia" w:hAnsi="Georgia" w:cs="Georgia"/>
-          <w:sz w:val="28"/>
-          <w:szCs w:val="28"/>
-        </w:rPr>
-        <w:t>до функционалността на системата.</w:t>
+          <w:rStyle w:val="x4k7w5x"/>
+          <w:rFonts w:ascii="Georgia" w:eastAsia="Georgia" w:hAnsi="Georgia" w:cs="Georgia"/>
+          <w:sz w:val="28"/>
+          <w:szCs w:val="28"/>
+        </w:rPr>
+      </w:pPr>
+      <w:r>
+        <w:rPr>
+          <w:rStyle w:val="x4k7w5x"/>
+          <w:rFonts w:ascii="Georgia" w:hAnsi="Georgia"/>
+          <w:sz w:val="28"/>
+          <w:szCs w:val="28"/>
+          <w:lang w:val="bg-BG"/>
+        </w:rPr>
+        <w:t>М</w:t>
+      </w:r>
+      <w:r>
+        <w:rPr>
+          <w:rStyle w:val="x4k7w5x"/>
+          <w:rFonts w:ascii="Georgia" w:hAnsi="Georgia"/>
+          <w:sz w:val="28"/>
+          <w:szCs w:val="28"/>
+        </w:rPr>
+        <w:t>енажиране на информацията относно потребители, роли, екипи проекти и отпуски</w:t>
       </w:r>
     </w:p>
     <w:p>
@@ -4240,29 +4031,59 @@
       <w:r>
         <w:rPr>
           <w:rStyle w:val="x4k7w5x"/>
-          <w:sz w:val="28"/>
-          <w:szCs w:val="28"/>
-          <w:lang w:val="bg-BG"/>
-        </w:rPr>
-        <w:t>М</w:t>
-      </w:r>
-      <w:proofErr w:type="spellStart"/>
+          <w:rFonts w:ascii="Georgia" w:hAnsi="Georgia"/>
+          <w:sz w:val="28"/>
+          <w:szCs w:val="28"/>
+        </w:rPr>
+        <w:t>поддържане на CRUD операции за всеки един от посочените ентити класове (create, read</w:t>
+      </w:r>
       <w:r>
         <w:rPr>
           <w:rStyle w:val="x4k7w5x"/>
-          <w:sz w:val="28"/>
-          <w:szCs w:val="28"/>
-        </w:rPr>
-        <w:t>енажиране</w:t>
-      </w:r>
-      <w:proofErr w:type="spellEnd"/>
+          <w:rFonts w:ascii="Georgia" w:hAnsi="Georgia"/>
+          <w:sz w:val="28"/>
+          <w:szCs w:val="28"/>
+          <w:lang w:val="bg-BG"/>
+        </w:rPr>
+        <w:t>,</w:t>
+      </w:r>
       <w:r>
         <w:rPr>
           <w:rStyle w:val="x4k7w5x"/>
-          <w:sz w:val="28"/>
-          <w:szCs w:val="28"/>
-        </w:rPr>
-        <w:t xml:space="preserve"> на информацията относно потребители, роли, екипи проекти и отпуски</w:t>
+          <w:rFonts w:ascii="Georgia" w:hAnsi="Georgia"/>
+          <w:sz w:val="28"/>
+          <w:szCs w:val="28"/>
+          <w:lang w:val="en-US"/>
+        </w:rPr>
+        <w:t>update</w:t>
+      </w:r>
+      <w:r>
+        <w:rPr>
+          <w:rStyle w:val="x4k7w5x"/>
+          <w:rFonts w:ascii="Georgia" w:hAnsi="Georgia"/>
+          <w:sz w:val="28"/>
+          <w:szCs w:val="28"/>
+        </w:rPr>
+        <w:t>,</w:t>
+      </w:r>
+      <w:r>
+        <w:rPr>
+          <w:rStyle w:val="x4k7w5x"/>
+          <w:rFonts w:ascii="Georgia" w:hAnsi="Georgia"/>
+          <w:sz w:val="28"/>
+          <w:szCs w:val="28"/>
+          <w:lang w:val="en-US"/>
+        </w:rPr>
+        <w:t>delete</w:t>
+      </w:r>
+      <w:r>
+        <w:rPr>
+          <w:rStyle w:val="x4k7w5x"/>
+          <w:rFonts w:ascii="Georgia" w:hAnsi="Georgia"/>
+          <w:sz w:val="28"/>
+          <w:szCs w:val="28"/>
+        </w:rPr>
+        <w:t>)</w:t>
       </w:r>
     </w:p>
     <w:p>
@@ -4273,108 +4094,96 @@
           <w:numId w:val="9"/>
         </w:numPr>
         <w:rPr>
-          <w:rStyle w:val="x4k7w5x"/>
-          <w:rFonts w:ascii="Georgia" w:eastAsia="Georgia" w:hAnsi="Georgia" w:cs="Georgia"/>
-          <w:sz w:val="28"/>
-          <w:szCs w:val="28"/>
-        </w:rPr>
-      </w:pPr>
-      <w:r>
-        <w:rPr>
-          <w:rStyle w:val="x4k7w5x"/>
-          <w:sz w:val="28"/>
-          <w:szCs w:val="28"/>
-        </w:rPr>
-        <w:t xml:space="preserve">поддържане на CRUD операции за всеки един от посочените </w:t>
-      </w:r>
-      <w:proofErr w:type="spellStart"/>
-      <w:r>
-        <w:rPr>
-          <w:rStyle w:val="x4k7w5x"/>
-          <w:sz w:val="28"/>
-          <w:szCs w:val="28"/>
-        </w:rPr>
-        <w:t>ентити</w:t>
-      </w:r>
-      <w:proofErr w:type="spellEnd"/>
-      <w:r>
-        <w:rPr>
-          <w:rStyle w:val="x4k7w5x"/>
-          <w:sz w:val="28"/>
-          <w:szCs w:val="28"/>
-        </w:rPr>
-        <w:t xml:space="preserve"> класове (</w:t>
-      </w:r>
-      <w:proofErr w:type="spellStart"/>
-      <w:r>
-        <w:rPr>
-          <w:rStyle w:val="x4k7w5x"/>
-          <w:sz w:val="28"/>
-          <w:szCs w:val="28"/>
-        </w:rPr>
-        <w:t>create</w:t>
-      </w:r>
-      <w:proofErr w:type="spellEnd"/>
-      <w:r>
-        <w:rPr>
-          <w:rStyle w:val="x4k7w5x"/>
-          <w:sz w:val="28"/>
-          <w:szCs w:val="28"/>
-        </w:rPr>
-        <w:t xml:space="preserve">, </w:t>
-      </w:r>
-      <w:proofErr w:type="spellStart"/>
-      <w:r>
-        <w:rPr>
-          <w:rStyle w:val="x4k7w5x"/>
-          <w:sz w:val="28"/>
-          <w:szCs w:val="28"/>
-        </w:rPr>
-        <w:t>read</w:t>
-      </w:r>
-      <w:proofErr w:type="spellEnd"/>
-      <w:r>
-        <w:rPr>
-          <w:rStyle w:val="x4k7w5x"/>
-          <w:sz w:val="28"/>
-          <w:szCs w:val="28"/>
-          <w:lang w:val="bg-BG"/>
-        </w:rPr>
-        <w:t>,</w:t>
-      </w:r>
-      <w:r>
-        <w:rPr>
-          <w:rStyle w:val="x4k7w5x"/>
-          <w:sz w:val="28"/>
-          <w:szCs w:val="28"/>
-          <w:lang w:val="en-US"/>
-        </w:rPr>
-        <w:t>update</w:t>
-      </w:r>
-      <w:r>
-        <w:rPr>
-          <w:rStyle w:val="x4k7w5x"/>
-          <w:sz w:val="28"/>
-          <w:szCs w:val="28"/>
-        </w:rPr>
-        <w:t>,</w:t>
-      </w:r>
-      <w:r>
-        <w:rPr>
-          <w:rStyle w:val="x4k7w5x"/>
-          <w:sz w:val="28"/>
-          <w:szCs w:val="28"/>
-          <w:lang w:val="en-US"/>
-        </w:rPr>
-        <w:t>delete</w:t>
-      </w:r>
-      <w:r>
-        <w:rPr>
-          <w:rStyle w:val="x4k7w5x"/>
-          <w:sz w:val="28"/>
-          <w:szCs w:val="28"/>
-        </w:rPr>
-        <w:t>)</w:t>
+          <w:rFonts w:ascii="Georgia" w:eastAsia="Georgia" w:hAnsi="Georgia" w:cs="Georgia"/>
+          <w:sz w:val="28"/>
+          <w:szCs w:val="28"/>
+        </w:rPr>
+      </w:pPr>
+      <w:r>
+        <w:rPr>
+          <w:rFonts w:ascii="Georgia" w:eastAsia="Georgia" w:hAnsi="Georgia" w:cs="Georgia"/>
+          <w:sz w:val="28"/>
+          <w:szCs w:val="28"/>
+          <w:lang w:val="bg-BG"/>
+        </w:rPr>
+        <w:t>Щ</w:t>
+      </w:r>
+      <w:r>
+        <w:rPr>
+          <w:rFonts w:ascii="Georgia" w:eastAsia="Georgia" w:hAnsi="Georgia" w:cs="Georgia"/>
+          <w:sz w:val="28"/>
+          <w:szCs w:val="28"/>
+          <w:lang w:val="bg-BG"/>
+        </w:rPr>
+        <w:t>е</w:t>
+      </w:r>
+      <w:r>
+        <w:rPr>
+          <w:rFonts w:ascii="Georgia" w:eastAsia="Georgia" w:hAnsi="Georgia" w:cs="Georgia"/>
+          <w:sz w:val="28"/>
+          <w:szCs w:val="28"/>
+        </w:rPr>
+        <w:t xml:space="preserve"> </w:t>
+      </w:r>
+      <w:r>
+        <w:rPr>
+          <w:rFonts w:ascii="Georgia" w:eastAsia="Georgia" w:hAnsi="Georgia" w:cs="Georgia"/>
+          <w:sz w:val="28"/>
+          <w:szCs w:val="28"/>
+          <w:lang w:val="bg-BG"/>
+        </w:rPr>
+        <w:t>се п</w:t>
+      </w:r>
+      <w:r>
+        <w:rPr>
+          <w:rFonts w:ascii="Georgia" w:eastAsia="Georgia" w:hAnsi="Georgia" w:cs="Georgia"/>
+          <w:sz w:val="28"/>
+          <w:szCs w:val="28"/>
+        </w:rPr>
+        <w:t>оддържа се подаване на заявка за платен, неплатен и болничен</w:t>
+      </w:r>
+      <w:r>
+        <w:rPr>
+          <w:rFonts w:ascii="Georgia" w:eastAsia="Georgia" w:hAnsi="Georgia" w:cs="Georgia"/>
+          <w:sz w:val="28"/>
+          <w:szCs w:val="28"/>
+          <w:lang w:val="bg-BG"/>
+        </w:rPr>
+        <w:t xml:space="preserve"> </w:t>
+      </w:r>
+      <w:r>
+        <w:rPr>
+          <w:rFonts w:ascii="Georgia" w:eastAsia="Georgia" w:hAnsi="Georgia" w:cs="Georgia"/>
+          <w:sz w:val="28"/>
+          <w:szCs w:val="28"/>
+        </w:rPr>
+        <w:t>отпуск. Заявката</w:t>
+      </w:r>
+      <w:r>
+        <w:rPr>
+          <w:rFonts w:ascii="Georgia" w:eastAsia="Georgia" w:hAnsi="Georgia" w:cs="Georgia"/>
+          <w:sz w:val="28"/>
+          <w:szCs w:val="28"/>
+          <w:lang w:val="bg-BG"/>
+        </w:rPr>
+        <w:t xml:space="preserve"> </w:t>
+      </w:r>
+      <w:r>
+        <w:rPr>
+          <w:rFonts w:ascii="Georgia" w:eastAsia="Georgia" w:hAnsi="Georgia" w:cs="Georgia"/>
+          <w:sz w:val="28"/>
+          <w:szCs w:val="28"/>
+          <w:lang w:val="bg-BG"/>
+        </w:rPr>
+        <w:t>ще</w:t>
+      </w:r>
+      <w:r>
+        <w:rPr>
+          <w:rFonts w:ascii="Georgia" w:eastAsia="Georgia" w:hAnsi="Georgia" w:cs="Georgia"/>
+          <w:sz w:val="28"/>
+          <w:szCs w:val="28"/>
+        </w:rPr>
+        <w:t xml:space="preserve"> трябва да бъде одобрена от лидера на екипа или управителя (CEO) на компанията.</w:t>
       </w:r>
     </w:p>
     <w:p>
@@ -4396,7 +4205,7 @@
           <w:sz w:val="28"/>
           <w:szCs w:val="28"/>
         </w:rPr>
-        <w:t>Поддържа се подаване на заявка за платен, неплатен и болничен</w:t>
+        <w:t>Всеки</w:t>
       </w:r>
       <w:r>
         <w:rPr>
@@ -4413,7 +4222,50 @@
           <w:sz w:val="28"/>
           <w:szCs w:val="28"/>
         </w:rPr>
-        <w:t>отпуск. Заявката трябва да бъде одобрена от лидера на екипа или управителя (CEO) на компанията.</w:t>
+        <w:t>потребител</w:t>
+      </w:r>
+      <w:r>
+        <w:rPr>
+          <w:rFonts w:ascii="Georgia" w:eastAsia="Georgia" w:hAnsi="Georgia" w:cs="Georgia"/>
+          <w:sz w:val="28"/>
+          <w:szCs w:val="28"/>
+          <w:lang w:val="bg-BG"/>
+        </w:rPr>
+        <w:t xml:space="preserve"> </w:t>
+      </w:r>
+      <w:r>
+        <w:rPr>
+          <w:rFonts w:ascii="Georgia" w:eastAsia="Georgia" w:hAnsi="Georgia" w:cs="Georgia"/>
+          <w:sz w:val="28"/>
+          <w:szCs w:val="28"/>
+          <w:lang w:val="bg-BG"/>
+        </w:rPr>
+        <w:t>ще</w:t>
+      </w:r>
+      <w:r>
+        <w:rPr>
+          <w:rFonts w:ascii="Georgia" w:eastAsia="Georgia" w:hAnsi="Georgia" w:cs="Georgia"/>
+          <w:sz w:val="28"/>
+          <w:szCs w:val="28"/>
+        </w:rPr>
+        <w:t xml:space="preserve"> трябва да може да изпраща и разглежда изпратените от него заявки за платен, неплатен</w:t>
+      </w:r>
+      <w:r>
+        <w:rPr>
+          <w:rFonts w:ascii="Georgia" w:eastAsia="Georgia" w:hAnsi="Georgia" w:cs="Georgia"/>
+          <w:sz w:val="28"/>
+          <w:szCs w:val="28"/>
+          <w:lang w:val="bg-BG"/>
+        </w:rPr>
+        <w:t xml:space="preserve"> </w:t>
+      </w:r>
+      <w:r>
+        <w:rPr>
+          <w:rFonts w:ascii="Georgia" w:eastAsia="Georgia" w:hAnsi="Georgia" w:cs="Georgia"/>
+          <w:sz w:val="28"/>
+          <w:szCs w:val="28"/>
+        </w:rPr>
+        <w:t>и болничен отпуск.</w:t>
       </w:r>
     </w:p>
     <w:p>
@@ -4434,8 +4286,17 @@
           <w:rFonts w:ascii="Georgia" w:eastAsia="Georgia" w:hAnsi="Georgia" w:cs="Georgia"/>
           <w:sz w:val="28"/>
           <w:szCs w:val="28"/>
-        </w:rPr>
-        <w:t>Всеки</w:t>
+          <w:lang w:val="bg-BG"/>
+        </w:rPr>
+        <w:t>Ще има</w:t>
+      </w:r>
+      <w:r>
+        <w:rPr>
+          <w:rFonts w:ascii="Georgia" w:eastAsia="Georgia" w:hAnsi="Georgia" w:cs="Georgia"/>
+          <w:sz w:val="28"/>
+          <w:szCs w:val="28"/>
+        </w:rPr>
+        <w:t xml:space="preserve"> изглед за показване на всички роли заедно с броя на</w:t>
       </w:r>
       <w:r>
         <w:rPr>
@@ -4452,24 +4313,7 @@
           <w:sz w:val="28"/>
           <w:szCs w:val="28"/>
         </w:rPr>
-        <w:t>потребител трябва да може да изпраща и разглежда изпратените от него заявки за платен, неплатен</w:t>
-      </w:r>
-      <w:r>
-        <w:rPr>
-          <w:rFonts w:ascii="Georgia" w:eastAsia="Georgia" w:hAnsi="Georgia" w:cs="Georgia"/>
-          <w:sz w:val="28"/>
-          <w:szCs w:val="28"/>
-          <w:lang w:val="bg-BG"/>
-        </w:rPr>
-        <w:t xml:space="preserve"> </w:t>
-      </w:r>
-      <w:r>
-        <w:rPr>
-          <w:rFonts w:ascii="Georgia" w:eastAsia="Georgia" w:hAnsi="Georgia" w:cs="Georgia"/>
-          <w:sz w:val="28"/>
-          <w:szCs w:val="28"/>
-        </w:rPr>
-        <w:t>и болничен отпуск.</w:t>
+        <w:t>потребителите, които имат тази роля.</w:t>
       </w:r>
     </w:p>
     <w:p>
@@ -4491,14 +4335,22 @@
           <w:sz w:val="28"/>
           <w:szCs w:val="28"/>
         </w:rPr>
-        <w:t>Съществува изглед за показване на всички роли заедно с броя на</w:t>
-      </w:r>
-      <w:r>
-        <w:rPr>
-          <w:rFonts w:ascii="Georgia" w:eastAsia="Georgia" w:hAnsi="Georgia" w:cs="Georgia"/>
-          <w:sz w:val="28"/>
-          <w:szCs w:val="28"/>
-          <w:lang w:val="bg-BG"/>
+        <w:t xml:space="preserve">Екипите </w:t>
+      </w:r>
+      <w:r>
+        <w:rPr>
+          <w:rFonts w:ascii="Georgia" w:eastAsia="Georgia" w:hAnsi="Georgia" w:cs="Georgia"/>
+          <w:sz w:val="28"/>
+          <w:szCs w:val="28"/>
+          <w:lang w:val="bg-BG"/>
+        </w:rPr>
+        <w:t>ще</w:t>
+      </w:r>
+      <w:r>
+        <w:rPr>
+          <w:rFonts w:ascii="Georgia" w:eastAsia="Georgia" w:hAnsi="Georgia" w:cs="Georgia"/>
+          <w:sz w:val="28"/>
+          <w:szCs w:val="28"/>
         </w:rPr>
         <w:t xml:space="preserve"> </w:t>
       </w:r>
@@ -4508,7 +4360,67 @@
           <w:sz w:val="28"/>
           <w:szCs w:val="28"/>
         </w:rPr>
-        <w:t>потребителите, които имат тази роля.</w:t>
+        <w:t>могат да се филтрират по име на проект или име на екипа. На страницата с</w:t>
+      </w:r>
+      <w:r>
+        <w:rPr>
+          <w:rFonts w:ascii="Georgia" w:eastAsia="Georgia" w:hAnsi="Georgia" w:cs="Georgia"/>
+          <w:sz w:val="28"/>
+          <w:szCs w:val="28"/>
+          <w:lang w:val="bg-BG"/>
+        </w:rPr>
+        <w:t xml:space="preserve"> </w:t>
+      </w:r>
+      <w:r>
+        <w:rPr>
+          <w:rFonts w:ascii="Georgia" w:eastAsia="Georgia" w:hAnsi="Georgia" w:cs="Georgia"/>
+          <w:sz w:val="28"/>
+          <w:szCs w:val="28"/>
+        </w:rPr>
+        <w:t>детайли</w:t>
+      </w:r>
+      <w:r>
+        <w:rPr>
+          <w:rFonts w:ascii="Georgia" w:eastAsia="Georgia" w:hAnsi="Georgia" w:cs="Georgia"/>
+          <w:sz w:val="28"/>
+          <w:szCs w:val="28"/>
+          <w:lang w:val="bg-BG"/>
+        </w:rPr>
+        <w:t xml:space="preserve"> </w:t>
+      </w:r>
+      <w:r>
+        <w:rPr>
+          <w:rFonts w:ascii="Georgia" w:eastAsia="Georgia" w:hAnsi="Georgia" w:cs="Georgia"/>
+          <w:sz w:val="28"/>
+          <w:szCs w:val="28"/>
+          <w:lang w:val="bg-BG"/>
+        </w:rPr>
+        <w:t>ще</w:t>
+      </w:r>
+      <w:r>
+        <w:rPr>
+          <w:rFonts w:ascii="Georgia" w:eastAsia="Georgia" w:hAnsi="Georgia" w:cs="Georgia"/>
+          <w:sz w:val="28"/>
+          <w:szCs w:val="28"/>
+        </w:rPr>
+        <w:t xml:space="preserve"> се показват всички разработчици, които са в екипа, кой е лидерът и цялата информация</w:t>
+      </w:r>
+      <w:r>
+        <w:rPr>
+          <w:rFonts w:ascii="Georgia" w:eastAsia="Georgia" w:hAnsi="Georgia" w:cs="Georgia"/>
+          <w:sz w:val="28"/>
+          <w:szCs w:val="28"/>
+          <w:lang w:val="bg-BG"/>
+        </w:rPr>
+        <w:t xml:space="preserve"> </w:t>
+      </w:r>
+      <w:r>
+        <w:rPr>
+          <w:rFonts w:ascii="Georgia" w:eastAsia="Georgia" w:hAnsi="Georgia" w:cs="Georgia"/>
+          <w:sz w:val="28"/>
+          <w:szCs w:val="28"/>
+        </w:rPr>
+        <w:t>относно екипа + опция да се премахне, добави член на екипа.</w:t>
       </w:r>
     </w:p>
     <w:p>
@@ -4529,15 +4441,32 @@
           <w:rFonts w:ascii="Georgia" w:eastAsia="Georgia" w:hAnsi="Georgia" w:cs="Georgia"/>
           <w:sz w:val="28"/>
           <w:szCs w:val="28"/>
-        </w:rPr>
-        <w:t>Екипите могат да се филтрират по име на проект или име на екипа. На страницата с</w:t>
-      </w:r>
-      <w:r>
-        <w:rPr>
-          <w:rFonts w:ascii="Georgia" w:eastAsia="Georgia" w:hAnsi="Georgia" w:cs="Georgia"/>
-          <w:sz w:val="28"/>
-          <w:szCs w:val="28"/>
-          <w:lang w:val="bg-BG"/>
+          <w:lang w:val="bg-BG"/>
+        </w:rPr>
+        <w:t>П</w:t>
+      </w:r>
+      <w:r>
+        <w:rPr>
+          <w:rFonts w:ascii="Georgia" w:eastAsia="Georgia" w:hAnsi="Georgia" w:cs="Georgia"/>
+          <w:sz w:val="28"/>
+          <w:szCs w:val="28"/>
+        </w:rPr>
+        <w:t xml:space="preserve">роектите </w:t>
+      </w:r>
+      <w:r>
+        <w:rPr>
+          <w:rFonts w:ascii="Georgia" w:eastAsia="Georgia" w:hAnsi="Georgia" w:cs="Georgia"/>
+          <w:sz w:val="28"/>
+          <w:szCs w:val="28"/>
+          <w:lang w:val="bg-BG"/>
+        </w:rPr>
+        <w:t>ще</w:t>
+      </w:r>
+      <w:r>
+        <w:rPr>
+          <w:rFonts w:ascii="Georgia" w:eastAsia="Georgia" w:hAnsi="Georgia" w:cs="Georgia"/>
+          <w:sz w:val="28"/>
+          <w:szCs w:val="28"/>
         </w:rPr>
         <w:t xml:space="preserve"> </w:t>
       </w:r>
@@ -4547,7 +4476,7 @@
           <w:sz w:val="28"/>
           <w:szCs w:val="28"/>
         </w:rPr>
-        <w:t>детайли се показват всички разработчици, които са в екипа, кой е лидерът и цялата информация</w:t>
+        <w:t>могат да се филтрират по име и описание. На</w:t>
       </w:r>
       <w:r>
         <w:rPr>
@@ -4564,7 +4493,58 @@
           <w:sz w:val="28"/>
           <w:szCs w:val="28"/>
         </w:rPr>
-        <w:t>относно екипа + опция да се премахне, добави член на екипа.</w:t>
+        <w:t xml:space="preserve">детайлния изглед освен данните за проекта </w:t>
+      </w:r>
+      <w:r>
+        <w:rPr>
+          <w:rFonts w:ascii="Georgia" w:eastAsia="Georgia" w:hAnsi="Georgia" w:cs="Georgia"/>
+          <w:sz w:val="28"/>
+          <w:szCs w:val="28"/>
+          <w:lang w:val="bg-BG"/>
+        </w:rPr>
+        <w:t>ще</w:t>
+      </w:r>
+      <w:r>
+        <w:rPr>
+          <w:rFonts w:ascii="Georgia" w:eastAsia="Georgia" w:hAnsi="Georgia" w:cs="Georgia"/>
+          <w:sz w:val="28"/>
+          <w:szCs w:val="28"/>
+        </w:rPr>
+        <w:t xml:space="preserve"> </w:t>
+      </w:r>
+      <w:r>
+        <w:rPr>
+          <w:rFonts w:ascii="Georgia" w:eastAsia="Georgia" w:hAnsi="Georgia" w:cs="Georgia"/>
+          <w:sz w:val="28"/>
+          <w:szCs w:val="28"/>
+        </w:rPr>
+        <w:t>се показва и списък с всички екипи, които работят по него,</w:t>
+      </w:r>
+      <w:r>
+        <w:rPr>
+          <w:rFonts w:ascii="Georgia" w:eastAsia="Georgia" w:hAnsi="Georgia" w:cs="Georgia"/>
+          <w:sz w:val="28"/>
+          <w:szCs w:val="28"/>
+          <w:lang w:val="bg-BG"/>
+        </w:rPr>
+        <w:t xml:space="preserve"> </w:t>
+      </w:r>
+      <w:r>
+        <w:rPr>
+          <w:rFonts w:ascii="Georgia" w:eastAsia="Georgia" w:hAnsi="Georgia" w:cs="Georgia"/>
+          <w:sz w:val="28"/>
+          <w:szCs w:val="28"/>
+        </w:rPr>
+        <w:t>с опция да се добави, премахне екип.</w:t>
+      </w:r>
+      <w:r>
+        <w:rPr>
+          <w:rFonts w:ascii="Georgia" w:eastAsia="Georgia" w:hAnsi="Georgia" w:cs="Georgia"/>
+          <w:sz w:val="28"/>
+          <w:szCs w:val="28"/>
+          <w:lang w:val="bg-BG"/>
+        </w:rPr>
+        <w:t xml:space="preserve"> </w:t>
       </w:r>
     </w:p>
     <w:p>
@@ -4585,27 +4565,25 @@
           <w:rFonts w:ascii="Georgia" w:eastAsia="Georgia" w:hAnsi="Georgia" w:cs="Georgia"/>
           <w:sz w:val="28"/>
           <w:szCs w:val="28"/>
-          <w:lang w:val="bg-BG"/>
-        </w:rPr>
-        <w:t>П</w:t>
-      </w:r>
-      <w:proofErr w:type="spellStart"/>
-      <w:r>
-        <w:rPr>
-          <w:rFonts w:ascii="Georgia" w:eastAsia="Georgia" w:hAnsi="Georgia" w:cs="Georgia"/>
-          <w:sz w:val="28"/>
-          <w:szCs w:val="28"/>
-        </w:rPr>
-        <w:t>роектите</w:t>
-      </w:r>
-      <w:proofErr w:type="spellEnd"/>
-      <w:r>
-        <w:rPr>
-          <w:rFonts w:ascii="Georgia" w:eastAsia="Georgia" w:hAnsi="Georgia" w:cs="Georgia"/>
-          <w:sz w:val="28"/>
-          <w:szCs w:val="28"/>
-        </w:rPr>
-        <w:t xml:space="preserve"> могат да се филтрират по име и описание. На</w:t>
+        </w:rPr>
+        <w:t xml:space="preserve">Потребителят </w:t>
+      </w:r>
+      <w:r>
+        <w:rPr>
+          <w:rFonts w:ascii="Georgia" w:eastAsia="Georgia" w:hAnsi="Georgia" w:cs="Georgia"/>
+          <w:sz w:val="28"/>
+          <w:szCs w:val="28"/>
+          <w:lang w:val="bg-BG"/>
+        </w:rPr>
+        <w:t>ще</w:t>
+      </w:r>
+      <w:r>
+        <w:rPr>
+          <w:rFonts w:ascii="Georgia" w:eastAsia="Georgia" w:hAnsi="Georgia" w:cs="Georgia"/>
+          <w:sz w:val="28"/>
+          <w:szCs w:val="28"/>
+        </w:rPr>
+        <w:t xml:space="preserve"> има възможност да прави заявки за отпуск, като възможните опции</w:t>
       </w:r>
       <w:r>
         <w:rPr>
@@ -4622,24 +4600,7 @@
           <w:sz w:val="28"/>
           <w:szCs w:val="28"/>
         </w:rPr>
-        <w:t>детайлния изглед освен данните за проекта се показва и списък с всички екипи, които работят по него,</w:t>
-      </w:r>
-      <w:r>
-        <w:rPr>
-          <w:rFonts w:ascii="Georgia" w:eastAsia="Georgia" w:hAnsi="Georgia" w:cs="Georgia"/>
-          <w:sz w:val="28"/>
-          <w:szCs w:val="28"/>
-          <w:lang w:val="bg-BG"/>
-        </w:rPr>
-        <w:t xml:space="preserve"> </w:t>
-      </w:r>
-      <w:r>
-        <w:rPr>
-          <w:rFonts w:ascii="Georgia" w:eastAsia="Georgia" w:hAnsi="Georgia" w:cs="Georgia"/>
-          <w:sz w:val="28"/>
-          <w:szCs w:val="28"/>
-        </w:rPr>
-        <w:t>с опция да се добави, премахне екип.</w:t>
+        <w:t>са за платен, неплатен и болничен отпуск.</w:t>
       </w:r>
     </w:p>
     <w:p>
@@ -4661,7 +4622,24 @@
           <w:sz w:val="28"/>
           <w:szCs w:val="28"/>
         </w:rPr>
-        <w:t>Потребителят трябва да има възможност да прави заявки за отпуск, като възможните опции</w:t>
+        <w:t xml:space="preserve">Всеки потребител </w:t>
+      </w:r>
+      <w:r>
+        <w:rPr>
+          <w:rFonts w:ascii="Georgia" w:eastAsia="Georgia" w:hAnsi="Georgia" w:cs="Georgia"/>
+          <w:sz w:val="28"/>
+          <w:szCs w:val="28"/>
+          <w:lang w:val="bg-BG"/>
+        </w:rPr>
+        <w:t>ще</w:t>
+      </w:r>
+      <w:r>
+        <w:rPr>
+          <w:rFonts w:ascii="Georgia" w:eastAsia="Georgia" w:hAnsi="Georgia" w:cs="Georgia"/>
+          <w:sz w:val="28"/>
+          <w:szCs w:val="28"/>
+        </w:rPr>
+        <w:t xml:space="preserve"> има възможност да вижда своите заявки, да ги трие преди да бъдат</w:t>
       </w:r>
       <w:r>
         <w:rPr>
@@ -4678,8 +4656,73 @@
           <w:sz w:val="28"/>
           <w:szCs w:val="28"/>
         </w:rPr>
-        <w:t>са за платен, неплатен и болничен отпуск.</w:t>
-      </w:r>
+        <w:t>одобрени, да ги редактира и да изпраща нови. При заявката за болничен отпуск</w:t>
+      </w:r>
+      <w:r>
+        <w:rPr>
+          <w:rFonts w:ascii="Georgia" w:eastAsia="Georgia" w:hAnsi="Georgia" w:cs="Georgia"/>
+          <w:sz w:val="28"/>
+          <w:szCs w:val="28"/>
+          <w:lang w:val="bg-BG"/>
+        </w:rPr>
+        <w:t xml:space="preserve"> </w:t>
+      </w:r>
+      <w:r>
+        <w:rPr>
+          <w:rFonts w:ascii="Georgia" w:eastAsia="Georgia" w:hAnsi="Georgia" w:cs="Georgia"/>
+          <w:sz w:val="28"/>
+          <w:szCs w:val="28"/>
+          <w:lang w:val="bg-BG"/>
+        </w:rPr>
+        <w:t>ще</w:t>
+      </w:r>
+      <w:r>
+        <w:rPr>
+          <w:rFonts w:ascii="Georgia" w:eastAsia="Georgia" w:hAnsi="Georgia" w:cs="Georgia"/>
+          <w:sz w:val="28"/>
+          <w:szCs w:val="28"/>
+        </w:rPr>
+        <w:t xml:space="preserve"> има и опция за</w:t>
+      </w:r>
+      <w:r>
+        <w:rPr>
+          <w:rFonts w:ascii="Georgia" w:eastAsia="Georgia" w:hAnsi="Georgia" w:cs="Georgia"/>
+          <w:sz w:val="28"/>
+          <w:szCs w:val="28"/>
+          <w:lang w:val="bg-BG"/>
+        </w:rPr>
+        <w:t xml:space="preserve"> </w:t>
+      </w:r>
+      <w:r>
+        <w:rPr>
+          <w:rFonts w:ascii="Georgia" w:eastAsia="Georgia" w:hAnsi="Georgia" w:cs="Georgia"/>
+          <w:sz w:val="28"/>
+          <w:szCs w:val="28"/>
+        </w:rPr>
+        <w:t xml:space="preserve">сваляне на прикачения файл. </w:t>
+      </w:r>
+    </w:p>
+    <w:p>
+      <w:pPr>
+        <w:pStyle w:val="a5"/>
+        <w:ind w:left="1440"/>
+        <w:rPr>
+          <w:rFonts w:ascii="Georgia" w:eastAsia="Georgia" w:hAnsi="Georgia" w:cs="Georgia"/>
+          <w:sz w:val="28"/>
+          <w:szCs w:val="28"/>
+        </w:rPr>
+      </w:pPr>
+    </w:p>
+    <w:p>
+      <w:pPr>
+        <w:pStyle w:val="a5"/>
+        <w:ind w:left="1440"/>
+        <w:rPr>
+          <w:rFonts w:ascii="Georgia" w:eastAsia="Georgia" w:hAnsi="Georgia" w:cs="Georgia"/>
+          <w:sz w:val="28"/>
+          <w:szCs w:val="28"/>
+        </w:rPr>
+      </w:pPr>
     </w:p>
     <w:p>
       <w:pPr>
@@ -4700,7 +4743,7 @@
           <w:sz w:val="28"/>
           <w:szCs w:val="28"/>
         </w:rPr>
-        <w:t>Всеки потребител трябва да има възможност да вижда своите заявки, да ги трие преди да бъдат</w:t>
+        <w:t>Заявките за отпуск</w:t>
       </w:r>
       <w:r>
         <w:rPr>
@@ -4716,15 +4759,32 @@
           <w:rFonts w:ascii="Georgia" w:eastAsia="Georgia" w:hAnsi="Georgia" w:cs="Georgia"/>
           <w:sz w:val="28"/>
           <w:szCs w:val="28"/>
-        </w:rPr>
-        <w:t>одобрени, да ги редактира и да изпраща нови. При заявката за болничен отпуск има и опция за</w:t>
-      </w:r>
-      <w:r>
-        <w:rPr>
-          <w:rFonts w:ascii="Georgia" w:eastAsia="Georgia" w:hAnsi="Georgia" w:cs="Georgia"/>
-          <w:sz w:val="28"/>
-          <w:szCs w:val="28"/>
-          <w:lang w:val="bg-BG"/>
+          <w:lang w:val="bg-BG"/>
+        </w:rPr>
+        <w:t>ще</w:t>
+      </w:r>
+      <w:r>
+        <w:rPr>
+          <w:rFonts w:ascii="Georgia" w:eastAsia="Georgia" w:hAnsi="Georgia" w:cs="Georgia"/>
+          <w:sz w:val="28"/>
+          <w:szCs w:val="28"/>
+        </w:rPr>
+        <w:t xml:space="preserve"> се показват отново страницирано, като </w:t>
+      </w:r>
+      <w:r>
+        <w:rPr>
+          <w:rFonts w:ascii="Georgia" w:eastAsia="Georgia" w:hAnsi="Georgia" w:cs="Georgia"/>
+          <w:sz w:val="28"/>
+          <w:szCs w:val="28"/>
+          <w:lang w:val="bg-BG"/>
+        </w:rPr>
+        <w:t>ще</w:t>
+      </w:r>
+      <w:r>
+        <w:rPr>
+          <w:rFonts w:ascii="Georgia" w:eastAsia="Georgia" w:hAnsi="Georgia" w:cs="Georgia"/>
+          <w:sz w:val="28"/>
+          <w:szCs w:val="28"/>
         </w:rPr>
         <w:t xml:space="preserve"> </w:t>
       </w:r>
@@ -4734,7 +4794,42 @@
           <w:sz w:val="28"/>
           <w:szCs w:val="28"/>
         </w:rPr>
-        <w:t xml:space="preserve">сваляне на прикачения файл. </w:t>
+        <w:t>могат да се</w:t>
+      </w:r>
+      <w:r>
+        <w:rPr>
+          <w:rFonts w:ascii="Georgia" w:eastAsia="Georgia" w:hAnsi="Georgia" w:cs="Georgia"/>
+          <w:sz w:val="28"/>
+          <w:szCs w:val="28"/>
+          <w:lang w:val="bg-BG"/>
+        </w:rPr>
+        <w:t xml:space="preserve"> </w:t>
+      </w:r>
+      <w:r>
+        <w:rPr>
+          <w:rFonts w:ascii="Georgia" w:eastAsia="Georgia" w:hAnsi="Georgia" w:cs="Georgia"/>
+          <w:sz w:val="28"/>
+          <w:szCs w:val="28"/>
+        </w:rPr>
+        <w:t>филтрират по дата</w:t>
+      </w:r>
+      <w:r>
+        <w:rPr>
+          <w:rFonts w:ascii="Georgia" w:eastAsia="Georgia" w:hAnsi="Georgia" w:cs="Georgia"/>
+          <w:sz w:val="28"/>
+          <w:szCs w:val="28"/>
+          <w:lang w:val="bg-BG"/>
+        </w:rPr>
+        <w:t>.</w:t>
+      </w:r>
+      <w:r>
+        <w:rPr>
+          <w:rFonts w:ascii="Georgia" w:eastAsia="Georgia" w:hAnsi="Georgia" w:cs="Georgia"/>
+          <w:sz w:val="28"/>
+          <w:szCs w:val="28"/>
+          <w:lang w:val="bg-BG"/>
+        </w:rPr>
+        <w:t>а</w:t>
       </w:r>
     </w:p>
     <w:p>
@@ -4745,6 +4840,7 @@
           <w:rFonts w:ascii="Georgia" w:eastAsia="Georgia" w:hAnsi="Georgia" w:cs="Georgia"/>
           <w:sz w:val="28"/>
           <w:szCs w:val="28"/>
+          <w:lang w:val="bg-BG"/>
         </w:rPr>
       </w:pPr>
     </w:p>
@@ -4756,65 +4852,9 @@
           <w:rFonts w:ascii="Georgia" w:eastAsia="Georgia" w:hAnsi="Georgia" w:cs="Georgia"/>
           <w:sz w:val="28"/>
           <w:szCs w:val="28"/>
-        </w:rPr>
-      </w:pPr>
-    </w:p>
-    <w:p>
-      <w:pPr>
-        <w:pStyle w:val="a5"/>
-        <w:numPr>
-          <w:ilvl w:val="0"/>
-          <w:numId w:val="9"/>
-        </w:numPr>
-        <w:rPr>
-          <w:rFonts w:ascii="Georgia" w:eastAsia="Georgia" w:hAnsi="Georgia" w:cs="Georgia"/>
-          <w:sz w:val="28"/>
-          <w:szCs w:val="28"/>
-        </w:rPr>
-      </w:pPr>
-      <w:r>
-        <w:rPr>
-          <w:rFonts w:ascii="Georgia" w:eastAsia="Georgia" w:hAnsi="Georgia" w:cs="Georgia"/>
-          <w:sz w:val="28"/>
-          <w:szCs w:val="28"/>
-        </w:rPr>
-        <w:t xml:space="preserve">Заявките за отпуск се показват отново </w:t>
-      </w:r>
-      <w:proofErr w:type="spellStart"/>
-      <w:r>
-        <w:rPr>
-          <w:rFonts w:ascii="Georgia" w:eastAsia="Georgia" w:hAnsi="Georgia" w:cs="Georgia"/>
-          <w:sz w:val="28"/>
-          <w:szCs w:val="28"/>
-        </w:rPr>
-        <w:t>страницирано</w:t>
-      </w:r>
-      <w:proofErr w:type="spellEnd"/>
-      <w:r>
-        <w:rPr>
-          <w:rFonts w:ascii="Georgia" w:eastAsia="Georgia" w:hAnsi="Georgia" w:cs="Georgia"/>
-          <w:sz w:val="28"/>
-          <w:szCs w:val="28"/>
-        </w:rPr>
-        <w:t>, като могат да се</w:t>
-      </w:r>
-      <w:r>
-        <w:rPr>
-          <w:rFonts w:ascii="Georgia" w:eastAsia="Georgia" w:hAnsi="Georgia" w:cs="Georgia"/>
-          <w:sz w:val="28"/>
-          <w:szCs w:val="28"/>
-          <w:lang w:val="bg-BG"/>
-        </w:rPr>
-        <w:t xml:space="preserve"> </w:t>
-      </w:r>
-      <w:r>
-        <w:rPr>
-          <w:rFonts w:ascii="Georgia" w:eastAsia="Georgia" w:hAnsi="Georgia" w:cs="Georgia"/>
-          <w:sz w:val="28"/>
-          <w:szCs w:val="28"/>
-        </w:rPr>
-        <w:t>филтрират по дата</w:t>
-      </w:r>
+          <w:lang w:val="bg-BG"/>
+        </w:rPr>
+      </w:pPr>
     </w:p>
     <w:p>
       <w:pPr>
@@ -5028,30 +5068,6 @@
           <w:rFonts w:ascii="Georgia" w:eastAsia="Georgia" w:hAnsi="Georgia" w:cs="Georgia"/>
           <w:sz w:val="28"/>
           <w:szCs w:val="28"/>
-          <w:lang w:val="bg-BG"/>
-        </w:rPr>
-      </w:pPr>
-    </w:p>
-    <w:p>
-      <w:pPr>
-        <w:pStyle w:val="a5"/>
-        <w:ind w:left="1440"/>
-        <w:rPr>
-          <w:rFonts w:ascii="Georgia" w:eastAsia="Georgia" w:hAnsi="Georgia" w:cs="Georgia"/>
-          <w:sz w:val="28"/>
-          <w:szCs w:val="28"/>
-          <w:lang w:val="bg-BG"/>
-        </w:rPr>
-      </w:pPr>
-    </w:p>
-    <w:p>
-      <w:pPr>
-        <w:pStyle w:val="a5"/>
-        <w:ind w:left="1440"/>
-        <w:rPr>
-          <w:rFonts w:ascii="Georgia" w:eastAsia="Georgia" w:hAnsi="Georgia" w:cs="Georgia"/>
-          <w:sz w:val="28"/>
-          <w:szCs w:val="28"/>
         </w:rPr>
       </w:pPr>
     </w:p>
@@ -5205,43 +5221,7 @@
           <w:szCs w:val="28"/>
         </w:rPr>
         <w:lastRenderedPageBreak/>
-        <w:t>2.4. Слой “</w:t>
-      </w:r>
-      <w:proofErr w:type="spellStart"/>
-      <w:r>
-        <w:rPr>
-          <w:rFonts w:ascii="Georgia" w:eastAsia="Georgia" w:hAnsi="Georgia" w:cs="Georgia"/>
-          <w:sz w:val="28"/>
-          <w:szCs w:val="28"/>
-        </w:rPr>
-        <w:t>Presentation</w:t>
-      </w:r>
-      <w:proofErr w:type="spellEnd"/>
-      <w:r>
-        <w:rPr>
-          <w:rFonts w:ascii="Georgia" w:eastAsia="Georgia" w:hAnsi="Georgia" w:cs="Georgia"/>
-          <w:sz w:val="28"/>
-          <w:szCs w:val="28"/>
-        </w:rPr>
-        <w:t xml:space="preserve"> </w:t>
-      </w:r>
-      <w:proofErr w:type="spellStart"/>
-      <w:r>
-        <w:rPr>
-          <w:rFonts w:ascii="Georgia" w:eastAsia="Georgia" w:hAnsi="Georgia" w:cs="Georgia"/>
-          <w:sz w:val="28"/>
-          <w:szCs w:val="28"/>
-        </w:rPr>
-        <w:t>Layer</w:t>
-      </w:r>
-      <w:proofErr w:type="spellEnd"/>
-      <w:r>
-        <w:rPr>
-          <w:rFonts w:ascii="Georgia" w:eastAsia="Georgia" w:hAnsi="Georgia" w:cs="Georgia"/>
-          <w:sz w:val="28"/>
-          <w:szCs w:val="28"/>
-        </w:rPr>
-        <w:t>”</w:t>
+        <w:t>2.4. Слой “Presentation Layer”</w:t>
       </w:r>
     </w:p>
     <w:p>
@@ -6174,149 +6154,59 @@
           <w:sz w:val="28"/>
           <w:szCs w:val="28"/>
         </w:rPr>
-        <w:t>3.1. Слой “</w:t>
-      </w:r>
-      <w:proofErr w:type="spellStart"/>
-      <w:r>
-        <w:rPr>
-          <w:rFonts w:ascii="Georgia" w:eastAsia="Georgia" w:hAnsi="Georgia" w:cs="Georgia"/>
-          <w:sz w:val="28"/>
-          <w:szCs w:val="28"/>
-        </w:rPr>
-        <w:t>DataBase</w:t>
-      </w:r>
-      <w:proofErr w:type="spellEnd"/>
-      <w:r>
-        <w:rPr>
-          <w:rFonts w:ascii="Georgia" w:eastAsia="Georgia" w:hAnsi="Georgia" w:cs="Georgia"/>
-          <w:sz w:val="28"/>
-          <w:szCs w:val="28"/>
-        </w:rPr>
-        <w:t>”</w:t>
-      </w:r>
-    </w:p>
-    <w:p>
-      <w:pPr>
-        <w:rPr>
-          <w:rFonts w:ascii="Georgia" w:eastAsia="Georgia" w:hAnsi="Georgia" w:cs="Georgia"/>
-          <w:sz w:val="28"/>
-          <w:szCs w:val="28"/>
-        </w:rPr>
-      </w:pPr>
-    </w:p>
-    <w:p>
-      <w:pPr>
-        <w:rPr>
-          <w:rFonts w:ascii="Georgia" w:eastAsia="Georgia" w:hAnsi="Georgia" w:cs="Georgia"/>
-          <w:sz w:val="28"/>
-          <w:szCs w:val="28"/>
-        </w:rPr>
-      </w:pPr>
-      <w:r>
-        <w:rPr>
-          <w:rFonts w:ascii="Georgia" w:eastAsia="Georgia" w:hAnsi="Georgia" w:cs="Georgia"/>
-          <w:sz w:val="28"/>
-          <w:szCs w:val="28"/>
-        </w:rPr>
-        <w:t>3.2. Слой “</w:t>
-      </w:r>
-      <w:proofErr w:type="spellStart"/>
-      <w:r>
-        <w:rPr>
-          <w:rFonts w:ascii="Georgia" w:eastAsia="Georgia" w:hAnsi="Georgia" w:cs="Georgia"/>
-          <w:sz w:val="28"/>
-          <w:szCs w:val="28"/>
-        </w:rPr>
-        <w:t>Business</w:t>
-      </w:r>
-      <w:proofErr w:type="spellEnd"/>
-      <w:r>
-        <w:rPr>
-          <w:rFonts w:ascii="Georgia" w:eastAsia="Georgia" w:hAnsi="Georgia" w:cs="Georgia"/>
-          <w:sz w:val="28"/>
-          <w:szCs w:val="28"/>
-        </w:rPr>
-        <w:t xml:space="preserve"> </w:t>
-      </w:r>
-      <w:proofErr w:type="spellStart"/>
-      <w:r>
-        <w:rPr>
-          <w:rFonts w:ascii="Georgia" w:eastAsia="Georgia" w:hAnsi="Georgia" w:cs="Georgia"/>
-          <w:sz w:val="28"/>
-          <w:szCs w:val="28"/>
-        </w:rPr>
-        <w:t>Layer</w:t>
-      </w:r>
-      <w:proofErr w:type="spellEnd"/>
-      <w:r>
-        <w:rPr>
-          <w:rFonts w:ascii="Georgia" w:eastAsia="Georgia" w:hAnsi="Georgia" w:cs="Georgia"/>
-          <w:sz w:val="28"/>
-          <w:szCs w:val="28"/>
-        </w:rPr>
-        <w:t xml:space="preserve">” </w:t>
-      </w:r>
-    </w:p>
-    <w:p>
-      <w:pPr>
-        <w:rPr>
-          <w:rFonts w:ascii="Georgia" w:eastAsia="Georgia" w:hAnsi="Georgia" w:cs="Georgia"/>
-          <w:sz w:val="28"/>
-          <w:szCs w:val="28"/>
-        </w:rPr>
-      </w:pPr>
-    </w:p>
-    <w:p>
-      <w:pPr>
-        <w:rPr>
-          <w:rFonts w:ascii="Georgia" w:eastAsia="Georgia" w:hAnsi="Georgia" w:cs="Georgia"/>
-          <w:sz w:val="28"/>
-          <w:szCs w:val="28"/>
-        </w:rPr>
-      </w:pPr>
-      <w:r>
-        <w:rPr>
-          <w:rFonts w:ascii="Georgia" w:eastAsia="Georgia" w:hAnsi="Georgia" w:cs="Georgia"/>
-          <w:sz w:val="28"/>
-          <w:szCs w:val="28"/>
-        </w:rPr>
-        <w:t>3.3. Слой “</w:t>
-      </w:r>
-      <w:proofErr w:type="spellStart"/>
-      <w:r>
-        <w:rPr>
-          <w:rFonts w:ascii="Georgia" w:eastAsia="Georgia" w:hAnsi="Georgia" w:cs="Georgia"/>
-          <w:sz w:val="28"/>
-          <w:szCs w:val="28"/>
-        </w:rPr>
-        <w:t>Presentation</w:t>
-      </w:r>
-      <w:proofErr w:type="spellEnd"/>
-      <w:r>
-        <w:rPr>
-          <w:rFonts w:ascii="Georgia" w:eastAsia="Georgia" w:hAnsi="Georgia" w:cs="Georgia"/>
-          <w:sz w:val="28"/>
-          <w:szCs w:val="28"/>
-        </w:rPr>
-        <w:t xml:space="preserve"> </w:t>
-      </w:r>
-      <w:proofErr w:type="spellStart"/>
-      <w:r>
-        <w:rPr>
-          <w:rFonts w:ascii="Georgia" w:eastAsia="Georgia" w:hAnsi="Georgia" w:cs="Georgia"/>
-          <w:sz w:val="28"/>
-          <w:szCs w:val="28"/>
-        </w:rPr>
-        <w:t>Layer</w:t>
-      </w:r>
-      <w:proofErr w:type="spellEnd"/>
-      <w:r>
-        <w:rPr>
-          <w:rFonts w:ascii="Georgia" w:eastAsia="Georgia" w:hAnsi="Georgia" w:cs="Georgia"/>
-          <w:sz w:val="28"/>
-          <w:szCs w:val="28"/>
-        </w:rPr>
-        <w:t xml:space="preserve">” </w:t>
+        <w:t>3.1. Слой “DataBase”</w:t>
+      </w:r>
+    </w:p>
+    <w:p>
+      <w:pPr>
+        <w:rPr>
+          <w:rFonts w:ascii="Georgia" w:eastAsia="Georgia" w:hAnsi="Georgia" w:cs="Georgia"/>
+          <w:sz w:val="28"/>
+          <w:szCs w:val="28"/>
+        </w:rPr>
+      </w:pPr>
+    </w:p>
+    <w:p>
+      <w:pPr>
+        <w:rPr>
+          <w:rFonts w:ascii="Georgia" w:eastAsia="Georgia" w:hAnsi="Georgia" w:cs="Georgia"/>
+          <w:sz w:val="28"/>
+          <w:szCs w:val="28"/>
+        </w:rPr>
+      </w:pPr>
+      <w:r>
+        <w:rPr>
+          <w:rFonts w:ascii="Georgia" w:eastAsia="Georgia" w:hAnsi="Georgia" w:cs="Georgia"/>
+          <w:sz w:val="28"/>
+          <w:szCs w:val="28"/>
+        </w:rPr>
+        <w:t xml:space="preserve">3.2. Слой “Business Layer” </w:t>
+      </w:r>
+    </w:p>
+    <w:p>
+      <w:pPr>
+        <w:rPr>
+          <w:rFonts w:ascii="Georgia" w:eastAsia="Georgia" w:hAnsi="Georgia" w:cs="Georgia"/>
+          <w:sz w:val="28"/>
+          <w:szCs w:val="28"/>
+        </w:rPr>
+      </w:pPr>
+    </w:p>
+    <w:p>
+      <w:pPr>
+        <w:rPr>
+          <w:rFonts w:ascii="Georgia" w:eastAsia="Georgia" w:hAnsi="Georgia" w:cs="Georgia"/>
+          <w:sz w:val="28"/>
+          <w:szCs w:val="28"/>
+        </w:rPr>
+      </w:pPr>
+      <w:r>
+        <w:rPr>
+          <w:rFonts w:ascii="Georgia" w:eastAsia="Georgia" w:hAnsi="Georgia" w:cs="Georgia"/>
+          <w:sz w:val="28"/>
+          <w:szCs w:val="28"/>
+        </w:rPr>
+        <w:t xml:space="preserve">3.3. Слой “Presentation Layer” </w:t>
       </w:r>
     </w:p>
     <w:p>
@@ -6549,27 +6439,7 @@
         <w:sz w:val="20"/>
         <w:szCs w:val="20"/>
       </w:rPr>
-      <w:t>4001 Пловдив, ул. „Чемшир” № 11, e-</w:t>
-    </w:r>
-    <w:proofErr w:type="spellStart"/>
-    <w:r>
-      <w:rPr>
-        <w:rFonts w:ascii="Palatino Linotype" w:eastAsia="Palatino Linotype" w:hAnsi="Palatino Linotype" w:cs="Palatino Linotype"/>
-        <w:color w:val="1F4E79"/>
-        <w:sz w:val="20"/>
-        <w:szCs w:val="20"/>
-      </w:rPr>
-      <w:t>mail</w:t>
-    </w:r>
-    <w:proofErr w:type="spellEnd"/>
-    <w:r>
-      <w:rPr>
-        <w:rFonts w:ascii="Palatino Linotype" w:eastAsia="Palatino Linotype" w:hAnsi="Palatino Linotype" w:cs="Palatino Linotype"/>
-        <w:color w:val="1F4E79"/>
-        <w:sz w:val="20"/>
-        <w:szCs w:val="20"/>
-      </w:rPr>
-      <w:t xml:space="preserve">: </w:t>
+      <w:t xml:space="preserve">4001 Пловдив, ул. „Чемшир” № 11, e-mail: </w:t>
     </w:r>
     <w:r>
       <w:rPr>
